--- a/New HSSE Management System 2026/00-Governance/01-DAN-MAN-QMS-000001__Jun_2026_v00_Quality_Management_Manual.docx
+++ b/New HSSE Management System 2026/00-Governance/01-DAN-MAN-QMS-000001__Jun_2026_v00_Quality_Management_Manual.docx
@@ -1130,7 +1130,7 @@
                 <w:sz w:val="18"/>
                 <w:szCs w:val="18"/>
               </w:rPr>
-              <w:t xml:space="preserve">Quality Manager (Quality, Health, Safety, Security &amp; Environment)</w:t>
+              <w:t xml:space="preserve">Quality Manager</w:t>
             </w:r>
           </w:p>
         </w:tc>
@@ -1219,7 +1219,7 @@
                 <w:sz w:val="18"/>
                 <w:szCs w:val="18"/>
               </w:rPr>
-              <w:t xml:space="preserve">HSSE Manager</w:t>
+              <w:t xml:space="preserve">Delivery Director</w:t>
             </w:r>
           </w:p>
         </w:tc>
@@ -1308,7 +1308,7 @@
                 <w:sz w:val="18"/>
                 <w:szCs w:val="18"/>
               </w:rPr>
-              <w:t xml:space="preserve">Delivery Director</w:t>
+              <w:t xml:space="preserve">CDO (Chief Development Officer)</w:t>
             </w:r>
           </w:p>
         </w:tc>
@@ -5082,7 +5082,7 @@
           <w:sz w:val="20"/>
           <w:szCs w:val="20"/>
         </w:rPr>
-        <w:t xml:space="preserve">DAN's leadership — the Chief Executive Officer (CEO), the Chief Development Officer (CDO) and the Delivery Director, supported by the HSSE/Quality function — demonstrates full commitment to establishing, implementing and continually improving the QMS, ensuring it achieves its intended results and drives Client satisfaction, compliance and organisational excellence. Key leadership responsibilities include:</w:t>
+        <w:t xml:space="preserve">DAN's leadership — the Chief Executive Officer (CEO), the Chief Development Officer (CDO) and the Delivery Director, supported by the Quality function — demonstrates full commitment to establishing, implementing and continually improving the QMS, ensuring it achieves its intended results and drives Client satisfaction, compliance and organisational excellence. Key leadership responsibilities include:</w:t>
       </w:r>
     </w:p>
     <w:p>
@@ -10399,7 +10399,7 @@
           <w:sz w:val="20"/>
           <w:szCs w:val="20"/>
         </w:rPr>
-        <w:t xml:space="preserve">DAN's corporate quality governance runs from the CEO through the CDO and the Delivery Director to the HSSE/Quality Manager who leads the QHSSE function. On each project, DAN (as Employer/Client) directs delivery through the PMC, which manages and supervises the Contractor:</w:t>
+        <w:t xml:space="preserve">DAN's corporate quality governance runs from the CEO through the CDO and the Delivery Director to the Quality Manager who leads the quality function. On each project, DAN (as Employer/Client) directs delivery through the PMC, which manages and supervises the Contractor:</w:t>
       </w:r>
     </w:p>
     <w:p>
@@ -10413,7 +10413,7 @@
           <wp:inline distT="0" distB="0" distL="0" distR="0">
             <wp:extent cx="4095750" cy="3924300"/>
             <wp:effectExtent t="0" r="0" b="0" l="0"/>
-            <wp:docPr id="1" name="Figure A.3.1  DAN Corporate Organisation (QHSSE governance)" descr="Figure A.3.1  DAN Corporate Organisation (QHSSE governance)" title="Figure A.3.1  DAN Corporate Organisation (QHSSE governance)"/>
+            <wp:docPr id="1" name="Figure A.3.1  DAN Corporate Organisation (quality governance)" descr="Figure A.3.1  DAN Corporate Organisation (quality governance)" title="Figure A.3.1  DAN Corporate Organisation (quality governance)"/>
             <wp:cNvGraphicFramePr>
               <a:graphicFrameLocks xmlns:a="http://schemas.openxmlformats.org/drawingml/2006/main" noChangeAspect="1"/>
             </wp:cNvGraphicFramePr>
@@ -10463,7 +10463,7 @@
           <w:sz w:val="16"/>
           <w:szCs w:val="16"/>
         </w:rPr>
-        <w:t xml:space="preserve">Figure A.3.1  DAN Corporate Organisation (QHSSE governance)</w:t>
+        <w:t xml:space="preserve">Figure A.3.1  DAN Corporate Organisation (quality governance)</w:t>
       </w:r>
     </w:p>
     <w:p>
@@ -11308,7 +11308,7 @@
                 <w:sz w:val="18"/>
                 <w:szCs w:val="18"/>
               </w:rPr>
-              <w:t xml:space="preserve">Quality Policy, QMS Manual, QHSSE strategy</w:t>
+              <w:t xml:space="preserve">Quality Policy, QMS Manual, quality strategy</w:t>
             </w:r>
           </w:p>
         </w:tc>
@@ -11366,7 +11366,7 @@
                 <w:sz w:val="18"/>
                 <w:szCs w:val="18"/>
               </w:rPr>
-              <w:t xml:space="preserve">HSSE / Quality Manager</w:t>
+              <w:t xml:space="preserve">Quality Manager</w:t>
             </w:r>
           </w:p>
         </w:tc>

--- a/New HSSE Management System 2026/00-Governance/01-DAN-MAN-QMS-000001__Jun_2026_v00_Quality_Management_Manual.docx
+++ b/New HSSE Management System 2026/00-Governance/01-DAN-MAN-QMS-000001__Jun_2026_v00_Quality_Management_Manual.docx
@@ -178,7 +178,7 @@
           <w:sz w:val="20"/>
           <w:szCs w:val="20"/>
         </w:rPr>
-        <w:t xml:space="preserve">HEALTH, SAFETY &amp; ENVIRONMENT MANAGEMENT SYSTEM</w:t>
+        <w:t xml:space="preserve">QUALITY MANAGEMENT SYSTEM</w:t>
       </w:r>
     </w:p>
     <w:p>

--- a/New HSSE Management System 2026/00-Governance/01-DAN-MAN-QMS-000001__Jun_2026_v00_Quality_Management_Manual.docx
+++ b/New HSSE Management System 2026/00-Governance/01-DAN-MAN-QMS-000001__Jun_2026_v00_Quality_Management_Manual.docx
@@ -567,7 +567,7 @@
                 <w:sz w:val="18"/>
                 <w:szCs w:val="18"/>
               </w:rPr>
-              <w:t xml:space="preserve">HSE Department</w:t>
+              <w:t xml:space="preserve">Quality Department</w:t>
             </w:r>
           </w:p>
         </w:tc>
@@ -776,24 +776,26 @@
               <w:right w:val="single" w:color="BFB3AA" w:sz="4"/>
             </w:tcBorders>
             <w:tcMar>
-              <w:top w:type="dxa" w:w="200"/>
-              <w:left w:type="dxa" w:w="120"/>
-              <w:bottom w:type="dxa" w:w="200"/>
+              <w:top w:type="dxa" w:w="160"/>
+              <w:left w:type="dxa" w:w="120"/>
+              <w:bottom w:type="dxa" w:w="160"/>
               <w:right w:type="dxa" w:w="120"/>
             </w:tcMar>
           </w:tcPr>
           <w:p>
             <w:pPr>
-              <w:spacing w:after="240"/>
+              <w:spacing w:after="220"/>
             </w:pPr>
             <w:r>
               <w:rPr>
                 <w:rFonts w:ascii="Tahoma" w:cs="Tahoma" w:eastAsia="Tahoma" w:hAnsi="Tahoma"/>
-                <w:color w:val="595959"/>
-                <w:sz w:val="16"/>
-                <w:szCs w:val="16"/>
-              </w:rPr>
-              <w:t xml:space="preserve">HSE Representative</w:t>
+                <w:b/>
+                <w:bCs/>
+                <w:color w:val="222222"/>
+                <w:sz w:val="18"/>
+                <w:szCs w:val="18"/>
+              </w:rPr>
+              <w:t xml:space="preserve">Quality Manager</w:t>
             </w:r>
           </w:p>
           <w:p>
@@ -818,24 +820,40 @@
               <w:right w:val="single" w:color="BFB3AA" w:sz="4"/>
             </w:tcBorders>
             <w:tcMar>
-              <w:top w:type="dxa" w:w="200"/>
-              <w:left w:type="dxa" w:w="120"/>
-              <w:bottom w:type="dxa" w:w="200"/>
+              <w:top w:type="dxa" w:w="160"/>
+              <w:left w:type="dxa" w:w="120"/>
+              <w:bottom w:type="dxa" w:w="160"/>
               <w:right w:type="dxa" w:w="120"/>
             </w:tcMar>
           </w:tcPr>
           <w:p>
             <w:pPr>
-              <w:spacing w:after="240"/>
+              <w:spacing w:after="20"/>
             </w:pPr>
             <w:r>
               <w:rPr>
                 <w:rFonts w:ascii="Tahoma" w:cs="Tahoma" w:eastAsia="Tahoma" w:hAnsi="Tahoma"/>
+                <w:b/>
+                <w:bCs/>
+                <w:color w:val="222222"/>
+                <w:sz w:val="18"/>
+                <w:szCs w:val="18"/>
+              </w:rPr>
+              <w:t xml:space="preserve">Amjed Sammari</w:t>
+            </w:r>
+          </w:p>
+          <w:p>
+            <w:pPr>
+              <w:spacing w:after="200"/>
+            </w:pPr>
+            <w:r>
+              <w:rPr>
+                <w:rFonts w:ascii="Tahoma" w:cs="Tahoma" w:eastAsia="Tahoma" w:hAnsi="Tahoma"/>
                 <w:color w:val="595959"/>
-                <w:sz w:val="16"/>
-                <w:szCs w:val="16"/>
-              </w:rPr>
-              <w:t xml:space="preserve">Competent Person (HSE)</w:t>
+                <w:sz w:val="14"/>
+                <w:szCs w:val="14"/>
+              </w:rPr>
+              <w:t xml:space="preserve">Delivery Director</w:t>
             </w:r>
           </w:p>
           <w:p>
@@ -860,24 +878,40 @@
               <w:right w:val="single" w:color="BFB3AA" w:sz="4"/>
             </w:tcBorders>
             <w:tcMar>
-              <w:top w:type="dxa" w:w="200"/>
-              <w:left w:type="dxa" w:w="120"/>
-              <w:bottom w:type="dxa" w:w="200"/>
+              <w:top w:type="dxa" w:w="160"/>
+              <w:left w:type="dxa" w:w="120"/>
+              <w:bottom w:type="dxa" w:w="160"/>
               <w:right w:type="dxa" w:w="120"/>
             </w:tcMar>
           </w:tcPr>
           <w:p>
             <w:pPr>
-              <w:spacing w:after="240"/>
+              <w:spacing w:after="20"/>
             </w:pPr>
             <w:r>
               <w:rPr>
                 <w:rFonts w:ascii="Tahoma" w:cs="Tahoma" w:eastAsia="Tahoma" w:hAnsi="Tahoma"/>
+                <w:b/>
+                <w:bCs/>
+                <w:color w:val="222222"/>
+                <w:sz w:val="18"/>
+                <w:szCs w:val="18"/>
+              </w:rPr>
+              <w:t xml:space="preserve">AbdulHalim Kaissy</w:t>
+            </w:r>
+          </w:p>
+          <w:p>
+            <w:pPr>
+              <w:spacing w:after="200"/>
+            </w:pPr>
+            <w:r>
+              <w:rPr>
+                <w:rFonts w:ascii="Tahoma" w:cs="Tahoma" w:eastAsia="Tahoma" w:hAnsi="Tahoma"/>
                 <w:color w:val="595959"/>
-                <w:sz w:val="16"/>
-                <w:szCs w:val="16"/>
-              </w:rPr>
-              <w:t xml:space="preserve">Project Director / Manager</w:t>
+                <w:sz w:val="14"/>
+                <w:szCs w:val="14"/>
+              </w:rPr>
+              <w:t xml:space="preserve">Chief Development Officer (CDO)</w:t>
             </w:r>
           </w:p>
           <w:p>
@@ -957,6 +991,20 @@
         <w:t xml:space="preserve">Document Control — Review and Approval</w:t>
       </w:r>
     </w:p>
+    <w:p>
+      <w:pPr>
+        <w:spacing w:after="120" w:line="276"/>
+        <w:jc w:val="both"/>
+      </w:pPr>
+      <w:r>
+        <w:rPr>
+          <w:rFonts w:ascii="Tahoma" w:cs="Tahoma" w:eastAsia="Tahoma" w:hAnsi="Tahoma"/>
+          <w:sz w:val="20"/>
+          <w:szCs w:val="20"/>
+        </w:rPr>
+        <w:t xml:space="preserve">This Quality Manual is a Quality Function document, prepared, reviewed and approved by the relevant quality personnel.</w:t>
+      </w:r>
+    </w:p>
     <w:tbl>
       <w:tblPr>
         <w:tblW w:type="dxa" w:w="9360"/>
@@ -970,9 +1018,10 @@
         </w:tblBorders>
       </w:tblPr>
       <w:tblGrid>
-        <w:gridCol w:w="3120"/>
-        <w:gridCol w:w="3120"/>
-        <w:gridCol w:w="3120"/>
+        <w:gridCol w:w="2000"/>
+        <w:gridCol w:w="2600"/>
+        <w:gridCol w:w="2760"/>
+        <w:gridCol w:w="2000"/>
       </w:tblGrid>
       <w:tr>
         <w:trPr>
@@ -980,7 +1029,7 @@
         </w:trPr>
         <w:tc>
           <w:tcPr>
-            <w:tcW w:type="dxa" w:w="3120"/>
+            <w:tcW w:type="dxa" w:w="2000"/>
             <w:tcBorders>
               <w:top w:val="single" w:color="BFB3AA" w:sz="4"/>
               <w:left w:val="single" w:color="BFB3AA" w:sz="4"/>
@@ -1012,7 +1061,7 @@
         </w:tc>
         <w:tc>
           <w:tcPr>
-            <w:tcW w:type="dxa" w:w="3120"/>
+            <w:tcW w:type="dxa" w:w="2600"/>
             <w:tcBorders>
               <w:top w:val="single" w:color="BFB3AA" w:sz="4"/>
               <w:left w:val="single" w:color="BFB3AA" w:sz="4"/>
@@ -1038,13 +1087,13 @@
                 <w:sz w:val="18"/>
                 <w:szCs w:val="18"/>
               </w:rPr>
-              <w:t xml:space="preserve">Role</w:t>
-            </w:r>
-          </w:p>
-        </w:tc>
-        <w:tc>
-          <w:tcPr>
-            <w:tcW w:type="dxa" w:w="3120"/>
+              <w:t xml:space="preserve">Name</w:t>
+            </w:r>
+          </w:p>
+        </w:tc>
+        <w:tc>
+          <w:tcPr>
+            <w:tcW w:type="dxa" w:w="2760"/>
             <w:tcBorders>
               <w:top w:val="single" w:color="BFB3AA" w:sz="4"/>
               <w:left w:val="single" w:color="BFB3AA" w:sz="4"/>
@@ -1070,6 +1119,38 @@
                 <w:sz w:val="18"/>
                 <w:szCs w:val="18"/>
               </w:rPr>
+              <w:t xml:space="preserve">Role</w:t>
+            </w:r>
+          </w:p>
+        </w:tc>
+        <w:tc>
+          <w:tcPr>
+            <w:tcW w:type="dxa" w:w="2000"/>
+            <w:tcBorders>
+              <w:top w:val="single" w:color="BFB3AA" w:sz="4"/>
+              <w:left w:val="single" w:color="BFB3AA" w:sz="4"/>
+              <w:bottom w:val="single" w:color="BFB3AA" w:sz="4"/>
+              <w:right w:val="single" w:color="BFB3AA" w:sz="4"/>
+            </w:tcBorders>
+            <w:shd w:fill="542A12" w:color="auto" w:val="clear"/>
+            <w:tcMar>
+              <w:top w:type="dxa" w:w="60"/>
+              <w:left w:type="dxa" w:w="120"/>
+              <w:bottom w:type="dxa" w:w="60"/>
+              <w:right w:type="dxa" w:w="120"/>
+            </w:tcMar>
+            <w:vAlign w:val="center"/>
+          </w:tcPr>
+          <w:p>
+            <w:r>
+              <w:rPr>
+                <w:rFonts w:ascii="Tahoma" w:cs="Tahoma" w:eastAsia="Tahoma" w:hAnsi="Tahoma"/>
+                <w:b/>
+                <w:bCs/>
+                <w:color w:val="FFFFFF"/>
+                <w:sz w:val="18"/>
+                <w:szCs w:val="18"/>
+              </w:rPr>
               <w:t xml:space="preserve">Date</w:t>
             </w:r>
           </w:p>
@@ -1078,7 +1159,7 @@
       <w:tr>
         <w:tc>
           <w:tcPr>
-            <w:tcW w:type="dxa" w:w="3120"/>
+            <w:tcW w:type="dxa" w:w="2000"/>
             <w:tcBorders>
               <w:top w:val="single" w:color="BFB3AA" w:sz="4"/>
               <w:left w:val="single" w:color="BFB3AA" w:sz="4"/>
@@ -1107,7 +1188,7 @@
         </w:tc>
         <w:tc>
           <w:tcPr>
-            <w:tcW w:type="dxa" w:w="3120"/>
+            <w:tcW w:type="dxa" w:w="2600"/>
             <w:tcBorders>
               <w:top w:val="single" w:color="BFB3AA" w:sz="4"/>
               <w:left w:val="single" w:color="BFB3AA" w:sz="4"/>
@@ -1136,7 +1217,36 @@
         </w:tc>
         <w:tc>
           <w:tcPr>
-            <w:tcW w:type="dxa" w:w="3120"/>
+            <w:tcW w:type="dxa" w:w="2760"/>
+            <w:tcBorders>
+              <w:top w:val="single" w:color="BFB3AA" w:sz="4"/>
+              <w:left w:val="single" w:color="BFB3AA" w:sz="4"/>
+              <w:bottom w:val="single" w:color="BFB3AA" w:sz="4"/>
+              <w:right w:val="single" w:color="BFB3AA" w:sz="4"/>
+            </w:tcBorders>
+            <w:tcMar>
+              <w:top w:type="dxa" w:w="60"/>
+              <w:left w:type="dxa" w:w="120"/>
+              <w:bottom w:type="dxa" w:w="60"/>
+              <w:right w:type="dxa" w:w="120"/>
+            </w:tcMar>
+            <w:vAlign w:val="center"/>
+          </w:tcPr>
+          <w:p>
+            <w:r>
+              <w:rPr>
+                <w:rFonts w:ascii="Tahoma" w:cs="Tahoma" w:eastAsia="Tahoma" w:hAnsi="Tahoma"/>
+                <w:color w:val="222222"/>
+                <w:sz w:val="18"/>
+                <w:szCs w:val="18"/>
+              </w:rPr>
+              <w:t xml:space="preserve">Quality Department</w:t>
+            </w:r>
+          </w:p>
+        </w:tc>
+        <w:tc>
+          <w:tcPr>
+            <w:tcW w:type="dxa" w:w="2000"/>
             <w:tcBorders>
               <w:top w:val="single" w:color="BFB3AA" w:sz="4"/>
               <w:left w:val="single" w:color="BFB3AA" w:sz="4"/>
@@ -1167,7 +1277,7 @@
       <w:tr>
         <w:tc>
           <w:tcPr>
-            <w:tcW w:type="dxa" w:w="3120"/>
+            <w:tcW w:type="dxa" w:w="2000"/>
             <w:tcBorders>
               <w:top w:val="single" w:color="BFB3AA" w:sz="4"/>
               <w:left w:val="single" w:color="BFB3AA" w:sz="4"/>
@@ -1196,7 +1306,36 @@
         </w:tc>
         <w:tc>
           <w:tcPr>
-            <w:tcW w:type="dxa" w:w="3120"/>
+            <w:tcW w:type="dxa" w:w="2600"/>
+            <w:tcBorders>
+              <w:top w:val="single" w:color="BFB3AA" w:sz="4"/>
+              <w:left w:val="single" w:color="BFB3AA" w:sz="4"/>
+              <w:bottom w:val="single" w:color="BFB3AA" w:sz="4"/>
+              <w:right w:val="single" w:color="BFB3AA" w:sz="4"/>
+            </w:tcBorders>
+            <w:tcMar>
+              <w:top w:type="dxa" w:w="60"/>
+              <w:left w:type="dxa" w:w="120"/>
+              <w:bottom w:type="dxa" w:w="60"/>
+              <w:right w:type="dxa" w:w="120"/>
+            </w:tcMar>
+            <w:vAlign w:val="center"/>
+          </w:tcPr>
+          <w:p>
+            <w:r>
+              <w:rPr>
+                <w:rFonts w:ascii="Tahoma" w:cs="Tahoma" w:eastAsia="Tahoma" w:hAnsi="Tahoma"/>
+                <w:color w:val="222222"/>
+                <w:sz w:val="18"/>
+                <w:szCs w:val="18"/>
+              </w:rPr>
+              <w:t xml:space="preserve">Amjed Sammari</w:t>
+            </w:r>
+          </w:p>
+        </w:tc>
+        <w:tc>
+          <w:tcPr>
+            <w:tcW w:type="dxa" w:w="2760"/>
             <w:tcBorders>
               <w:top w:val="single" w:color="BFB3AA" w:sz="4"/>
               <w:left w:val="single" w:color="BFB3AA" w:sz="4"/>
@@ -1225,7 +1364,7 @@
         </w:tc>
         <w:tc>
           <w:tcPr>
-            <w:tcW w:type="dxa" w:w="3120"/>
+            <w:tcW w:type="dxa" w:w="2000"/>
             <w:tcBorders>
               <w:top w:val="single" w:color="BFB3AA" w:sz="4"/>
               <w:left w:val="single" w:color="BFB3AA" w:sz="4"/>
@@ -1256,7 +1395,7 @@
       <w:tr>
         <w:tc>
           <w:tcPr>
-            <w:tcW w:type="dxa" w:w="3120"/>
+            <w:tcW w:type="dxa" w:w="2000"/>
             <w:tcBorders>
               <w:top w:val="single" w:color="BFB3AA" w:sz="4"/>
               <w:left w:val="single" w:color="BFB3AA" w:sz="4"/>
@@ -1285,36 +1424,65 @@
         </w:tc>
         <w:tc>
           <w:tcPr>
-            <w:tcW w:type="dxa" w:w="3120"/>
-            <w:tcBorders>
-              <w:top w:val="single" w:color="BFB3AA" w:sz="4"/>
-              <w:left w:val="single" w:color="BFB3AA" w:sz="4"/>
-              <w:bottom w:val="single" w:color="BFB3AA" w:sz="4"/>
-              <w:right w:val="single" w:color="BFB3AA" w:sz="4"/>
-            </w:tcBorders>
-            <w:tcMar>
-              <w:top w:type="dxa" w:w="60"/>
-              <w:left w:type="dxa" w:w="120"/>
-              <w:bottom w:type="dxa" w:w="60"/>
-              <w:right w:type="dxa" w:w="120"/>
-            </w:tcMar>
-            <w:vAlign w:val="center"/>
-          </w:tcPr>
-          <w:p>
-            <w:r>
-              <w:rPr>
-                <w:rFonts w:ascii="Tahoma" w:cs="Tahoma" w:eastAsia="Tahoma" w:hAnsi="Tahoma"/>
-                <w:color w:val="222222"/>
-                <w:sz w:val="18"/>
-                <w:szCs w:val="18"/>
-              </w:rPr>
-              <w:t xml:space="preserve">CDO (Chief Development Officer)</w:t>
-            </w:r>
-          </w:p>
-        </w:tc>
-        <w:tc>
-          <w:tcPr>
-            <w:tcW w:type="dxa" w:w="3120"/>
+            <w:tcW w:type="dxa" w:w="2600"/>
+            <w:tcBorders>
+              <w:top w:val="single" w:color="BFB3AA" w:sz="4"/>
+              <w:left w:val="single" w:color="BFB3AA" w:sz="4"/>
+              <w:bottom w:val="single" w:color="BFB3AA" w:sz="4"/>
+              <w:right w:val="single" w:color="BFB3AA" w:sz="4"/>
+            </w:tcBorders>
+            <w:tcMar>
+              <w:top w:type="dxa" w:w="60"/>
+              <w:left w:type="dxa" w:w="120"/>
+              <w:bottom w:type="dxa" w:w="60"/>
+              <w:right w:type="dxa" w:w="120"/>
+            </w:tcMar>
+            <w:vAlign w:val="center"/>
+          </w:tcPr>
+          <w:p>
+            <w:r>
+              <w:rPr>
+                <w:rFonts w:ascii="Tahoma" w:cs="Tahoma" w:eastAsia="Tahoma" w:hAnsi="Tahoma"/>
+                <w:color w:val="222222"/>
+                <w:sz w:val="18"/>
+                <w:szCs w:val="18"/>
+              </w:rPr>
+              <w:t xml:space="preserve">AbdulHalim Kaissy</w:t>
+            </w:r>
+          </w:p>
+        </w:tc>
+        <w:tc>
+          <w:tcPr>
+            <w:tcW w:type="dxa" w:w="2760"/>
+            <w:tcBorders>
+              <w:top w:val="single" w:color="BFB3AA" w:sz="4"/>
+              <w:left w:val="single" w:color="BFB3AA" w:sz="4"/>
+              <w:bottom w:val="single" w:color="BFB3AA" w:sz="4"/>
+              <w:right w:val="single" w:color="BFB3AA" w:sz="4"/>
+            </w:tcBorders>
+            <w:tcMar>
+              <w:top w:type="dxa" w:w="60"/>
+              <w:left w:type="dxa" w:w="120"/>
+              <w:bottom w:type="dxa" w:w="60"/>
+              <w:right w:type="dxa" w:w="120"/>
+            </w:tcMar>
+            <w:vAlign w:val="center"/>
+          </w:tcPr>
+          <w:p>
+            <w:r>
+              <w:rPr>
+                <w:rFonts w:ascii="Tahoma" w:cs="Tahoma" w:eastAsia="Tahoma" w:hAnsi="Tahoma"/>
+                <w:color w:val="222222"/>
+                <w:sz w:val="18"/>
+                <w:szCs w:val="18"/>
+              </w:rPr>
+              <w:t xml:space="preserve">Chief Development Officer (CDO)</w:t>
+            </w:r>
+          </w:p>
+        </w:tc>
+        <w:tc>
+          <w:tcPr>
+            <w:tcW w:type="dxa" w:w="2000"/>
             <w:tcBorders>
               <w:top w:val="single" w:color="BFB3AA" w:sz="4"/>
               <w:left w:val="single" w:color="BFB3AA" w:sz="4"/>
@@ -6132,7 +6300,7 @@
                 <w:sz w:val="18"/>
                 <w:szCs w:val="18"/>
               </w:rPr>
-              <w:t xml:space="preserve">HSSE / Quality Manager</w:t>
+              <w:t xml:space="preserve">Quality Manager</w:t>
             </w:r>
           </w:p>
         </w:tc>
@@ -6161,7 +6329,7 @@
                 <w:sz w:val="18"/>
                 <w:szCs w:val="18"/>
               </w:rPr>
-              <w:t xml:space="preserve">Lead QMS governance; approve manuals, procedures and audit plans; maintain QMS documents; monitor KPIs and report to leadership.</w:t>
+              <w:t xml:space="preserve">Lead QMS governance; prepare and maintain the quality manual, procedures and audit plans; maintain QMS documents; monitor KPIs and report to leadership.</w:t>
             </w:r>
           </w:p>
         </w:tc>

--- a/New HSSE Management System 2026/00-Governance/01-DAN-MAN-QMS-000001__Jun_2026_v00_Quality_Management_Manual.docx
+++ b/New HSSE Management System 2026/00-Governance/01-DAN-MAN-QMS-000001__Jun_2026_v00_Quality_Management_Manual.docx
@@ -972,6 +972,999 @@
           </w:r>
         </w:p>
         <w:p>
+          <w:pPr>
+            <w:spacing w:after="40" w:line="259"/>
+            <w:ind w:left="0"/>
+          </w:pPr>
+          <w:hyperlink w:anchor="_DanToc9000" w:history="1">
+            <w:r>
+              <w:rPr>
+                <w:rFonts w:ascii="Tahoma" w:hAnsi="Tahoma" w:cs="Tahoma"/>
+                <w:b/>
+                <w:color w:val="542A12"/>
+                <w:sz w:val="20"/>
+              </w:rPr>
+              <w:t xml:space="preserve">Document Control — Review and Approval</w:t>
+            </w:r>
+          </w:hyperlink>
+        </w:p>
+        <w:p>
+          <w:pPr>
+            <w:spacing w:after="40" w:line="259"/>
+            <w:ind w:left="0"/>
+          </w:pPr>
+          <w:hyperlink w:anchor="_DanToc9001" w:history="1">
+            <w:r>
+              <w:rPr>
+                <w:rFonts w:ascii="Tahoma" w:hAnsi="Tahoma" w:cs="Tahoma"/>
+                <w:b/>
+                <w:color w:val="542A12"/>
+                <w:sz w:val="20"/>
+              </w:rPr>
+              <w:t xml:space="preserve">Executive Summary</w:t>
+            </w:r>
+          </w:hyperlink>
+        </w:p>
+        <w:p>
+          <w:pPr>
+            <w:spacing w:after="40" w:line="259"/>
+            <w:ind w:left="360"/>
+          </w:pPr>
+          <w:hyperlink w:anchor="_DanToc9002" w:history="1">
+            <w:r>
+              <w:rPr>
+                <w:rFonts w:ascii="Tahoma" w:hAnsi="Tahoma" w:cs="Tahoma"/>
+                <w:color w:val="444444"/>
+                <w:sz w:val="19"/>
+              </w:rPr>
+              <w:t xml:space="preserve">Purpose</w:t>
+            </w:r>
+          </w:hyperlink>
+        </w:p>
+        <w:p>
+          <w:pPr>
+            <w:spacing w:after="40" w:line="259"/>
+            <w:ind w:left="360"/>
+          </w:pPr>
+          <w:hyperlink w:anchor="_DanToc9003" w:history="1">
+            <w:r>
+              <w:rPr>
+                <w:rFonts w:ascii="Tahoma" w:hAnsi="Tahoma" w:cs="Tahoma"/>
+                <w:color w:val="444444"/>
+                <w:sz w:val="19"/>
+              </w:rPr>
+              <w:t xml:space="preserve">Mission and Vision</w:t>
+            </w:r>
+          </w:hyperlink>
+        </w:p>
+        <w:p>
+          <w:pPr>
+            <w:spacing w:after="40" w:line="259"/>
+            <w:ind w:left="360"/>
+          </w:pPr>
+          <w:hyperlink w:anchor="_DanToc9004" w:history="1">
+            <w:r>
+              <w:rPr>
+                <w:rFonts w:ascii="Tahoma" w:hAnsi="Tahoma" w:cs="Tahoma"/>
+                <w:color w:val="444444"/>
+                <w:sz w:val="19"/>
+              </w:rPr>
+              <w:t xml:space="preserve">Quality Commitment</w:t>
+            </w:r>
+          </w:hyperlink>
+        </w:p>
+        <w:p>
+          <w:pPr>
+            <w:spacing w:after="40" w:line="259"/>
+            <w:ind w:left="360"/>
+          </w:pPr>
+          <w:hyperlink w:anchor="_DanToc9005" w:history="1">
+            <w:r>
+              <w:rPr>
+                <w:rFonts w:ascii="Tahoma" w:hAnsi="Tahoma" w:cs="Tahoma"/>
+                <w:color w:val="444444"/>
+                <w:sz w:val="19"/>
+              </w:rPr>
+              <w:t xml:space="preserve">Scope of Application</w:t>
+            </w:r>
+          </w:hyperlink>
+        </w:p>
+        <w:p>
+          <w:pPr>
+            <w:spacing w:after="40" w:line="259"/>
+            <w:ind w:left="360"/>
+          </w:pPr>
+          <w:hyperlink w:anchor="_DanToc9006" w:history="1">
+            <w:r>
+              <w:rPr>
+                <w:rFonts w:ascii="Tahoma" w:hAnsi="Tahoma" w:cs="Tahoma"/>
+                <w:color w:val="444444"/>
+                <w:sz w:val="19"/>
+              </w:rPr>
+              <w:t xml:space="preserve">Key Quality Objectives</w:t>
+            </w:r>
+          </w:hyperlink>
+        </w:p>
+        <w:p>
+          <w:pPr>
+            <w:spacing w:after="40" w:line="259"/>
+            <w:ind w:left="360"/>
+          </w:pPr>
+          <w:hyperlink w:anchor="_DanToc9007" w:history="1">
+            <w:r>
+              <w:rPr>
+                <w:rFonts w:ascii="Tahoma" w:hAnsi="Tahoma" w:cs="Tahoma"/>
+                <w:color w:val="444444"/>
+                <w:sz w:val="19"/>
+              </w:rPr>
+              <w:t xml:space="preserve">Governance and Continual Improvement</w:t>
+            </w:r>
+          </w:hyperlink>
+        </w:p>
+        <w:p>
+          <w:pPr>
+            <w:spacing w:after="40" w:line="259"/>
+            <w:ind w:left="0"/>
+          </w:pPr>
+          <w:hyperlink w:anchor="_DanToc9008" w:history="1">
+            <w:r>
+              <w:rPr>
+                <w:rFonts w:ascii="Tahoma" w:hAnsi="Tahoma" w:cs="Tahoma"/>
+                <w:b/>
+                <w:color w:val="542A12"/>
+                <w:sz w:val="20"/>
+              </w:rPr>
+              <w:t xml:space="preserve">1. Introduction</w:t>
+            </w:r>
+          </w:hyperlink>
+        </w:p>
+        <w:p>
+          <w:pPr>
+            <w:spacing w:after="40" w:line="259"/>
+            <w:ind w:left="360"/>
+          </w:pPr>
+          <w:hyperlink w:anchor="_DanToc9009" w:history="1">
+            <w:r>
+              <w:rPr>
+                <w:rFonts w:ascii="Tahoma" w:hAnsi="Tahoma" w:cs="Tahoma"/>
+                <w:color w:val="444444"/>
+                <w:sz w:val="19"/>
+              </w:rPr>
+              <w:t xml:space="preserve">1.1  Organisational Background</w:t>
+            </w:r>
+          </w:hyperlink>
+        </w:p>
+        <w:p>
+          <w:pPr>
+            <w:spacing w:after="40" w:line="259"/>
+            <w:ind w:left="360"/>
+          </w:pPr>
+          <w:hyperlink w:anchor="_DanToc9010" w:history="1">
+            <w:r>
+              <w:rPr>
+                <w:rFonts w:ascii="Tahoma" w:hAnsi="Tahoma" w:cs="Tahoma"/>
+                <w:color w:val="444444"/>
+                <w:sz w:val="19"/>
+              </w:rPr>
+              <w:t xml:space="preserve">1.2  Purpose of the Quality Manual</w:t>
+            </w:r>
+          </w:hyperlink>
+        </w:p>
+        <w:p>
+          <w:pPr>
+            <w:spacing w:after="40" w:line="259"/>
+            <w:ind w:left="360"/>
+          </w:pPr>
+          <w:hyperlink w:anchor="_DanToc9011" w:history="1">
+            <w:r>
+              <w:rPr>
+                <w:rFonts w:ascii="Tahoma" w:hAnsi="Tahoma" w:cs="Tahoma"/>
+                <w:color w:val="444444"/>
+                <w:sz w:val="19"/>
+              </w:rPr>
+              <w:t xml:space="preserve">1.3  Alignment with ISO 9001:2015</w:t>
+            </w:r>
+          </w:hyperlink>
+        </w:p>
+        <w:p>
+          <w:pPr>
+            <w:spacing w:after="40" w:line="259"/>
+            <w:ind w:left="0"/>
+          </w:pPr>
+          <w:hyperlink w:anchor="_DanToc9012" w:history="1">
+            <w:r>
+              <w:rPr>
+                <w:rFonts w:ascii="Tahoma" w:hAnsi="Tahoma" w:cs="Tahoma"/>
+                <w:b/>
+                <w:color w:val="542A12"/>
+                <w:sz w:val="20"/>
+              </w:rPr>
+              <w:t xml:space="preserve">2. Quality Management Principles</w:t>
+            </w:r>
+          </w:hyperlink>
+        </w:p>
+        <w:p>
+          <w:pPr>
+            <w:spacing w:after="40" w:line="259"/>
+            <w:ind w:left="0"/>
+          </w:pPr>
+          <w:hyperlink w:anchor="_DanToc9013" w:history="1">
+            <w:r>
+              <w:rPr>
+                <w:rFonts w:ascii="Tahoma" w:hAnsi="Tahoma" w:cs="Tahoma"/>
+                <w:b/>
+                <w:color w:val="542A12"/>
+                <w:sz w:val="20"/>
+              </w:rPr>
+              <w:t xml:space="preserve">3. Terms, Abbreviations and Acronyms</w:t>
+            </w:r>
+          </w:hyperlink>
+        </w:p>
+        <w:p>
+          <w:pPr>
+            <w:spacing w:after="40" w:line="259"/>
+            <w:ind w:left="0"/>
+          </w:pPr>
+          <w:hyperlink w:anchor="_DanToc9014" w:history="1">
+            <w:r>
+              <w:rPr>
+                <w:rFonts w:ascii="Tahoma" w:hAnsi="Tahoma" w:cs="Tahoma"/>
+                <w:b/>
+                <w:color w:val="542A12"/>
+                <w:sz w:val="20"/>
+              </w:rPr>
+              <w:t xml:space="preserve">4. Context of the Organisation</w:t>
+            </w:r>
+          </w:hyperlink>
+        </w:p>
+        <w:p>
+          <w:pPr>
+            <w:spacing w:after="40" w:line="259"/>
+            <w:ind w:left="360"/>
+          </w:pPr>
+          <w:hyperlink w:anchor="_DanToc9015" w:history="1">
+            <w:r>
+              <w:rPr>
+                <w:rFonts w:ascii="Tahoma" w:hAnsi="Tahoma" w:cs="Tahoma"/>
+                <w:color w:val="444444"/>
+                <w:sz w:val="19"/>
+              </w:rPr>
+              <w:t xml:space="preserve">4.1  Understanding the Organisation and its Context</w:t>
+            </w:r>
+          </w:hyperlink>
+        </w:p>
+        <w:p>
+          <w:pPr>
+            <w:spacing w:after="40" w:line="259"/>
+            <w:ind w:left="360"/>
+          </w:pPr>
+          <w:hyperlink w:anchor="_DanToc9016" w:history="1">
+            <w:r>
+              <w:rPr>
+                <w:rFonts w:ascii="Tahoma" w:hAnsi="Tahoma" w:cs="Tahoma"/>
+                <w:color w:val="444444"/>
+                <w:sz w:val="19"/>
+              </w:rPr>
+              <w:t xml:space="preserve">4.2  Needs and Expectations of Interested Parties</w:t>
+            </w:r>
+          </w:hyperlink>
+        </w:p>
+        <w:p>
+          <w:pPr>
+            <w:spacing w:after="40" w:line="259"/>
+            <w:ind w:left="360"/>
+          </w:pPr>
+          <w:hyperlink w:anchor="_DanToc9017" w:history="1">
+            <w:r>
+              <w:rPr>
+                <w:rFonts w:ascii="Tahoma" w:hAnsi="Tahoma" w:cs="Tahoma"/>
+                <w:color w:val="444444"/>
+                <w:sz w:val="19"/>
+              </w:rPr>
+              <w:t xml:space="preserve">4.3  Scope of the Quality Management System</w:t>
+            </w:r>
+          </w:hyperlink>
+        </w:p>
+        <w:p>
+          <w:pPr>
+            <w:spacing w:after="40" w:line="259"/>
+            <w:ind w:left="360"/>
+          </w:pPr>
+          <w:hyperlink w:anchor="_DanToc9018" w:history="1">
+            <w:r>
+              <w:rPr>
+                <w:rFonts w:ascii="Tahoma" w:hAnsi="Tahoma" w:cs="Tahoma"/>
+                <w:color w:val="444444"/>
+                <w:sz w:val="19"/>
+              </w:rPr>
+              <w:t xml:space="preserve">4.4  Quality Management System and its Processes</w:t>
+            </w:r>
+          </w:hyperlink>
+        </w:p>
+        <w:p>
+          <w:pPr>
+            <w:spacing w:after="40" w:line="259"/>
+            <w:ind w:left="0"/>
+          </w:pPr>
+          <w:hyperlink w:anchor="_DanToc9019" w:history="1">
+            <w:r>
+              <w:rPr>
+                <w:rFonts w:ascii="Tahoma" w:hAnsi="Tahoma" w:cs="Tahoma"/>
+                <w:b/>
+                <w:color w:val="542A12"/>
+                <w:sz w:val="20"/>
+              </w:rPr>
+              <w:t xml:space="preserve">5. Leadership</w:t>
+            </w:r>
+          </w:hyperlink>
+        </w:p>
+        <w:p>
+          <w:pPr>
+            <w:spacing w:after="40" w:line="259"/>
+            <w:ind w:left="360"/>
+          </w:pPr>
+          <w:hyperlink w:anchor="_DanToc9020" w:history="1">
+            <w:r>
+              <w:rPr>
+                <w:rFonts w:ascii="Tahoma" w:hAnsi="Tahoma" w:cs="Tahoma"/>
+                <w:color w:val="444444"/>
+                <w:sz w:val="19"/>
+              </w:rPr>
+              <w:t xml:space="preserve">5.1  Leadership and Commitment</w:t>
+            </w:r>
+          </w:hyperlink>
+        </w:p>
+        <w:p>
+          <w:pPr>
+            <w:spacing w:after="40" w:line="259"/>
+            <w:ind w:left="360"/>
+          </w:pPr>
+          <w:hyperlink w:anchor="_DanToc9021" w:history="1">
+            <w:r>
+              <w:rPr>
+                <w:rFonts w:ascii="Tahoma" w:hAnsi="Tahoma" w:cs="Tahoma"/>
+                <w:color w:val="444444"/>
+                <w:sz w:val="19"/>
+              </w:rPr>
+              <w:t xml:space="preserve">5.2  Customer (Client) Focus</w:t>
+            </w:r>
+          </w:hyperlink>
+        </w:p>
+        <w:p>
+          <w:pPr>
+            <w:spacing w:after="40" w:line="259"/>
+            <w:ind w:left="360"/>
+          </w:pPr>
+          <w:hyperlink w:anchor="_DanToc9022" w:history="1">
+            <w:r>
+              <w:rPr>
+                <w:rFonts w:ascii="Tahoma" w:hAnsi="Tahoma" w:cs="Tahoma"/>
+                <w:color w:val="444444"/>
+                <w:sz w:val="19"/>
+              </w:rPr>
+              <w:t xml:space="preserve">5.3  Quality Policy</w:t>
+            </w:r>
+          </w:hyperlink>
+        </w:p>
+        <w:p>
+          <w:pPr>
+            <w:spacing w:after="40" w:line="259"/>
+            <w:ind w:left="360"/>
+          </w:pPr>
+          <w:hyperlink w:anchor="_DanToc9023" w:history="1">
+            <w:r>
+              <w:rPr>
+                <w:rFonts w:ascii="Tahoma" w:hAnsi="Tahoma" w:cs="Tahoma"/>
+                <w:color w:val="444444"/>
+                <w:sz w:val="19"/>
+              </w:rPr>
+              <w:t xml:space="preserve">5.4  Organisational Roles, Responsibilities and Authorities</w:t>
+            </w:r>
+          </w:hyperlink>
+        </w:p>
+        <w:p>
+          <w:pPr>
+            <w:spacing w:after="40" w:line="259"/>
+            <w:ind w:left="0"/>
+          </w:pPr>
+          <w:hyperlink w:anchor="_DanToc9024" w:history="1">
+            <w:r>
+              <w:rPr>
+                <w:rFonts w:ascii="Tahoma" w:hAnsi="Tahoma" w:cs="Tahoma"/>
+                <w:b/>
+                <w:color w:val="542A12"/>
+                <w:sz w:val="20"/>
+              </w:rPr>
+              <w:t xml:space="preserve">6. Planning</w:t>
+            </w:r>
+          </w:hyperlink>
+        </w:p>
+        <w:p>
+          <w:pPr>
+            <w:spacing w:after="40" w:line="259"/>
+            <w:ind w:left="360"/>
+          </w:pPr>
+          <w:hyperlink w:anchor="_DanToc9025" w:history="1">
+            <w:r>
+              <w:rPr>
+                <w:rFonts w:ascii="Tahoma" w:hAnsi="Tahoma" w:cs="Tahoma"/>
+                <w:color w:val="444444"/>
+                <w:sz w:val="19"/>
+              </w:rPr>
+              <w:t xml:space="preserve">6.1  Actions to Address Risks and Opportunities</w:t>
+            </w:r>
+          </w:hyperlink>
+        </w:p>
+        <w:p>
+          <w:pPr>
+            <w:spacing w:after="40" w:line="259"/>
+            <w:ind w:left="360"/>
+          </w:pPr>
+          <w:hyperlink w:anchor="_DanToc9026" w:history="1">
+            <w:r>
+              <w:rPr>
+                <w:rFonts w:ascii="Tahoma" w:hAnsi="Tahoma" w:cs="Tahoma"/>
+                <w:color w:val="444444"/>
+                <w:sz w:val="19"/>
+              </w:rPr>
+              <w:t xml:space="preserve">6.2  Quality Objectives and Planning to Achieve Them</w:t>
+            </w:r>
+          </w:hyperlink>
+        </w:p>
+        <w:p>
+          <w:pPr>
+            <w:spacing w:after="40" w:line="259"/>
+            <w:ind w:left="360"/>
+          </w:pPr>
+          <w:hyperlink w:anchor="_DanToc9027" w:history="1">
+            <w:r>
+              <w:rPr>
+                <w:rFonts w:ascii="Tahoma" w:hAnsi="Tahoma" w:cs="Tahoma"/>
+                <w:color w:val="444444"/>
+                <w:sz w:val="19"/>
+              </w:rPr>
+              <w:t xml:space="preserve">6.3  Planning of Changes</w:t>
+            </w:r>
+          </w:hyperlink>
+        </w:p>
+        <w:p>
+          <w:pPr>
+            <w:spacing w:after="40" w:line="259"/>
+            <w:ind w:left="0"/>
+          </w:pPr>
+          <w:hyperlink w:anchor="_DanToc9028" w:history="1">
+            <w:r>
+              <w:rPr>
+                <w:rFonts w:ascii="Tahoma" w:hAnsi="Tahoma" w:cs="Tahoma"/>
+                <w:b/>
+                <w:color w:val="542A12"/>
+                <w:sz w:val="20"/>
+              </w:rPr>
+              <w:t xml:space="preserve">7. Support</w:t>
+            </w:r>
+          </w:hyperlink>
+        </w:p>
+        <w:p>
+          <w:pPr>
+            <w:spacing w:after="40" w:line="259"/>
+            <w:ind w:left="360"/>
+          </w:pPr>
+          <w:hyperlink w:anchor="_DanToc9029" w:history="1">
+            <w:r>
+              <w:rPr>
+                <w:rFonts w:ascii="Tahoma" w:hAnsi="Tahoma" w:cs="Tahoma"/>
+                <w:color w:val="444444"/>
+                <w:sz w:val="19"/>
+              </w:rPr>
+              <w:t xml:space="preserve">7.1  Resources</w:t>
+            </w:r>
+          </w:hyperlink>
+        </w:p>
+        <w:p>
+          <w:pPr>
+            <w:spacing w:after="40" w:line="259"/>
+            <w:ind w:left="360"/>
+          </w:pPr>
+          <w:hyperlink w:anchor="_DanToc9030" w:history="1">
+            <w:r>
+              <w:rPr>
+                <w:rFonts w:ascii="Tahoma" w:hAnsi="Tahoma" w:cs="Tahoma"/>
+                <w:color w:val="444444"/>
+                <w:sz w:val="19"/>
+              </w:rPr>
+              <w:t xml:space="preserve">7.2  People and Competence</w:t>
+            </w:r>
+          </w:hyperlink>
+        </w:p>
+        <w:p>
+          <w:pPr>
+            <w:spacing w:after="40" w:line="259"/>
+            <w:ind w:left="360"/>
+          </w:pPr>
+          <w:hyperlink w:anchor="_DanToc9031" w:history="1">
+            <w:r>
+              <w:rPr>
+                <w:rFonts w:ascii="Tahoma" w:hAnsi="Tahoma" w:cs="Tahoma"/>
+                <w:color w:val="444444"/>
+                <w:sz w:val="19"/>
+              </w:rPr>
+              <w:t xml:space="preserve">7.3  Infrastructure</w:t>
+            </w:r>
+          </w:hyperlink>
+        </w:p>
+        <w:p>
+          <w:pPr>
+            <w:spacing w:after="40" w:line="259"/>
+            <w:ind w:left="360"/>
+          </w:pPr>
+          <w:hyperlink w:anchor="_DanToc9032" w:history="1">
+            <w:r>
+              <w:rPr>
+                <w:rFonts w:ascii="Tahoma" w:hAnsi="Tahoma" w:cs="Tahoma"/>
+                <w:color w:val="444444"/>
+                <w:sz w:val="19"/>
+              </w:rPr>
+              <w:t xml:space="preserve">7.4  Environment for the Operation of Processes</w:t>
+            </w:r>
+          </w:hyperlink>
+        </w:p>
+        <w:p>
+          <w:pPr>
+            <w:spacing w:after="40" w:line="259"/>
+            <w:ind w:left="360"/>
+          </w:pPr>
+          <w:hyperlink w:anchor="_DanToc9033" w:history="1">
+            <w:r>
+              <w:rPr>
+                <w:rFonts w:ascii="Tahoma" w:hAnsi="Tahoma" w:cs="Tahoma"/>
+                <w:color w:val="444444"/>
+                <w:sz w:val="19"/>
+              </w:rPr>
+              <w:t xml:space="preserve">7.5  Monitoring and Measuring Resources</w:t>
+            </w:r>
+          </w:hyperlink>
+        </w:p>
+        <w:p>
+          <w:pPr>
+            <w:spacing w:after="40" w:line="259"/>
+            <w:ind w:left="360"/>
+          </w:pPr>
+          <w:hyperlink w:anchor="_DanToc9034" w:history="1">
+            <w:r>
+              <w:rPr>
+                <w:rFonts w:ascii="Tahoma" w:hAnsi="Tahoma" w:cs="Tahoma"/>
+                <w:color w:val="444444"/>
+                <w:sz w:val="19"/>
+              </w:rPr>
+              <w:t xml:space="preserve">7.6  Organisational Knowledge</w:t>
+            </w:r>
+          </w:hyperlink>
+        </w:p>
+        <w:p>
+          <w:pPr>
+            <w:spacing w:after="40" w:line="259"/>
+            <w:ind w:left="360"/>
+          </w:pPr>
+          <w:hyperlink w:anchor="_DanToc9035" w:history="1">
+            <w:r>
+              <w:rPr>
+                <w:rFonts w:ascii="Tahoma" w:hAnsi="Tahoma" w:cs="Tahoma"/>
+                <w:color w:val="444444"/>
+                <w:sz w:val="19"/>
+              </w:rPr>
+              <w:t xml:space="preserve">7.7  Awareness</w:t>
+            </w:r>
+          </w:hyperlink>
+        </w:p>
+        <w:p>
+          <w:pPr>
+            <w:spacing w:after="40" w:line="259"/>
+            <w:ind w:left="360"/>
+          </w:pPr>
+          <w:hyperlink w:anchor="_DanToc9036" w:history="1">
+            <w:r>
+              <w:rPr>
+                <w:rFonts w:ascii="Tahoma" w:hAnsi="Tahoma" w:cs="Tahoma"/>
+                <w:color w:val="444444"/>
+                <w:sz w:val="19"/>
+              </w:rPr>
+              <w:t xml:space="preserve">7.8  Communication</w:t>
+            </w:r>
+          </w:hyperlink>
+        </w:p>
+        <w:p>
+          <w:pPr>
+            <w:spacing w:after="40" w:line="259"/>
+            <w:ind w:left="360"/>
+          </w:pPr>
+          <w:hyperlink w:anchor="_DanToc9037" w:history="1">
+            <w:r>
+              <w:rPr>
+                <w:rFonts w:ascii="Tahoma" w:hAnsi="Tahoma" w:cs="Tahoma"/>
+                <w:color w:val="444444"/>
+                <w:sz w:val="19"/>
+              </w:rPr>
+              <w:t xml:space="preserve">7.9  Documented Information</w:t>
+            </w:r>
+          </w:hyperlink>
+        </w:p>
+        <w:p>
+          <w:pPr>
+            <w:spacing w:after="40" w:line="259"/>
+            <w:ind w:left="0"/>
+          </w:pPr>
+          <w:hyperlink w:anchor="_DanToc9038" w:history="1">
+            <w:r>
+              <w:rPr>
+                <w:rFonts w:ascii="Tahoma" w:hAnsi="Tahoma" w:cs="Tahoma"/>
+                <w:b/>
+                <w:color w:val="542A12"/>
+                <w:sz w:val="20"/>
+              </w:rPr>
+              <w:t xml:space="preserve">8. Operation</w:t>
+            </w:r>
+          </w:hyperlink>
+        </w:p>
+        <w:p>
+          <w:pPr>
+            <w:spacing w:after="40" w:line="259"/>
+            <w:ind w:left="360"/>
+          </w:pPr>
+          <w:hyperlink w:anchor="_DanToc9039" w:history="1">
+            <w:r>
+              <w:rPr>
+                <w:rFonts w:ascii="Tahoma" w:hAnsi="Tahoma" w:cs="Tahoma"/>
+                <w:color w:val="444444"/>
+                <w:sz w:val="19"/>
+              </w:rPr>
+              <w:t xml:space="preserve">8.1  Operational Planning and Control</w:t>
+            </w:r>
+          </w:hyperlink>
+        </w:p>
+        <w:p>
+          <w:pPr>
+            <w:spacing w:after="40" w:line="259"/>
+            <w:ind w:left="360"/>
+          </w:pPr>
+          <w:hyperlink w:anchor="_DanToc9040" w:history="1">
+            <w:r>
+              <w:rPr>
+                <w:rFonts w:ascii="Tahoma" w:hAnsi="Tahoma" w:cs="Tahoma"/>
+                <w:color w:val="444444"/>
+                <w:sz w:val="19"/>
+              </w:rPr>
+              <w:t xml:space="preserve">8.2  Requirements for the Works</w:t>
+            </w:r>
+          </w:hyperlink>
+        </w:p>
+        <w:p>
+          <w:pPr>
+            <w:spacing w:after="40" w:line="259"/>
+            <w:ind w:left="360"/>
+          </w:pPr>
+          <w:hyperlink w:anchor="_DanToc9041" w:history="1">
+            <w:r>
+              <w:rPr>
+                <w:rFonts w:ascii="Tahoma" w:hAnsi="Tahoma" w:cs="Tahoma"/>
+                <w:color w:val="444444"/>
+                <w:sz w:val="19"/>
+              </w:rPr>
+              <w:t xml:space="preserve">8.3  Design Coordination and Development</w:t>
+            </w:r>
+          </w:hyperlink>
+        </w:p>
+        <w:p>
+          <w:pPr>
+            <w:spacing w:after="40" w:line="259"/>
+            <w:ind w:left="360"/>
+          </w:pPr>
+          <w:hyperlink w:anchor="_DanToc9042" w:history="1">
+            <w:r>
+              <w:rPr>
+                <w:rFonts w:ascii="Tahoma" w:hAnsi="Tahoma" w:cs="Tahoma"/>
+                <w:color w:val="444444"/>
+                <w:sz w:val="19"/>
+              </w:rPr>
+              <w:t xml:space="preserve">8.4  Control of Externally Provided Processes, Products and Services</w:t>
+            </w:r>
+          </w:hyperlink>
+        </w:p>
+        <w:p>
+          <w:pPr>
+            <w:spacing w:after="40" w:line="259"/>
+            <w:ind w:left="360"/>
+          </w:pPr>
+          <w:hyperlink w:anchor="_DanToc9043" w:history="1">
+            <w:r>
+              <w:rPr>
+                <w:rFonts w:ascii="Tahoma" w:hAnsi="Tahoma" w:cs="Tahoma"/>
+                <w:color w:val="444444"/>
+                <w:sz w:val="19"/>
+              </w:rPr>
+              <w:t xml:space="preserve">8.5  Construction and Service Provision</w:t>
+            </w:r>
+          </w:hyperlink>
+        </w:p>
+        <w:p>
+          <w:pPr>
+            <w:spacing w:after="40" w:line="259"/>
+            <w:ind w:left="360"/>
+          </w:pPr>
+          <w:hyperlink w:anchor="_DanToc9044" w:history="1">
+            <w:r>
+              <w:rPr>
+                <w:rFonts w:ascii="Tahoma" w:hAnsi="Tahoma" w:cs="Tahoma"/>
+                <w:color w:val="444444"/>
+                <w:sz w:val="19"/>
+              </w:rPr>
+              <w:t xml:space="preserve">8.6  Release of the Works</w:t>
+            </w:r>
+          </w:hyperlink>
+        </w:p>
+        <w:p>
+          <w:pPr>
+            <w:spacing w:after="40" w:line="259"/>
+            <w:ind w:left="360"/>
+          </w:pPr>
+          <w:hyperlink w:anchor="_DanToc9045" w:history="1">
+            <w:r>
+              <w:rPr>
+                <w:rFonts w:ascii="Tahoma" w:hAnsi="Tahoma" w:cs="Tahoma"/>
+                <w:color w:val="444444"/>
+                <w:sz w:val="19"/>
+              </w:rPr>
+              <w:t xml:space="preserve">8.7  Control of Non-Conforming Outputs</w:t>
+            </w:r>
+          </w:hyperlink>
+        </w:p>
+        <w:p>
+          <w:pPr>
+            <w:spacing w:after="40" w:line="259"/>
+            <w:ind w:left="0"/>
+          </w:pPr>
+          <w:hyperlink w:anchor="_DanToc9046" w:history="1">
+            <w:r>
+              <w:rPr>
+                <w:rFonts w:ascii="Tahoma" w:hAnsi="Tahoma" w:cs="Tahoma"/>
+                <w:b/>
+                <w:color w:val="542A12"/>
+                <w:sz w:val="20"/>
+              </w:rPr>
+              <w:t xml:space="preserve">9. Performance Evaluation</w:t>
+            </w:r>
+          </w:hyperlink>
+        </w:p>
+        <w:p>
+          <w:pPr>
+            <w:spacing w:after="40" w:line="259"/>
+            <w:ind w:left="360"/>
+          </w:pPr>
+          <w:hyperlink w:anchor="_DanToc9047" w:history="1">
+            <w:r>
+              <w:rPr>
+                <w:rFonts w:ascii="Tahoma" w:hAnsi="Tahoma" w:cs="Tahoma"/>
+                <w:color w:val="444444"/>
+                <w:sz w:val="19"/>
+              </w:rPr>
+              <w:t xml:space="preserve">9.1  Monitoring, Measurement, Analysis and Evaluation</w:t>
+            </w:r>
+          </w:hyperlink>
+        </w:p>
+        <w:p>
+          <w:pPr>
+            <w:spacing w:after="40" w:line="259"/>
+            <w:ind w:left="360"/>
+          </w:pPr>
+          <w:hyperlink w:anchor="_DanToc9048" w:history="1">
+            <w:r>
+              <w:rPr>
+                <w:rFonts w:ascii="Tahoma" w:hAnsi="Tahoma" w:cs="Tahoma"/>
+                <w:color w:val="444444"/>
+                <w:sz w:val="19"/>
+              </w:rPr>
+              <w:t xml:space="preserve">9.2  Client Satisfaction</w:t>
+            </w:r>
+          </w:hyperlink>
+        </w:p>
+        <w:p>
+          <w:pPr>
+            <w:spacing w:after="40" w:line="259"/>
+            <w:ind w:left="360"/>
+          </w:pPr>
+          <w:hyperlink w:anchor="_DanToc9049" w:history="1">
+            <w:r>
+              <w:rPr>
+                <w:rFonts w:ascii="Tahoma" w:hAnsi="Tahoma" w:cs="Tahoma"/>
+                <w:color w:val="444444"/>
+                <w:sz w:val="19"/>
+              </w:rPr>
+              <w:t xml:space="preserve">9.3  Analysis and Evaluation</w:t>
+            </w:r>
+          </w:hyperlink>
+        </w:p>
+        <w:p>
+          <w:pPr>
+            <w:spacing w:after="40" w:line="259"/>
+            <w:ind w:left="360"/>
+          </w:pPr>
+          <w:hyperlink w:anchor="_DanToc9050" w:history="1">
+            <w:r>
+              <w:rPr>
+                <w:rFonts w:ascii="Tahoma" w:hAnsi="Tahoma" w:cs="Tahoma"/>
+                <w:color w:val="444444"/>
+                <w:sz w:val="19"/>
+              </w:rPr>
+              <w:t xml:space="preserve">9.4  Internal Audit</w:t>
+            </w:r>
+          </w:hyperlink>
+        </w:p>
+        <w:p>
+          <w:pPr>
+            <w:spacing w:after="40" w:line="259"/>
+            <w:ind w:left="360"/>
+          </w:pPr>
+          <w:hyperlink w:anchor="_DanToc9051" w:history="1">
+            <w:r>
+              <w:rPr>
+                <w:rFonts w:ascii="Tahoma" w:hAnsi="Tahoma" w:cs="Tahoma"/>
+                <w:color w:val="444444"/>
+                <w:sz w:val="19"/>
+              </w:rPr>
+              <w:t xml:space="preserve">9.5  Management Review</w:t>
+            </w:r>
+          </w:hyperlink>
+        </w:p>
+        <w:p>
+          <w:pPr>
+            <w:spacing w:after="40" w:line="259"/>
+            <w:ind w:left="0"/>
+          </w:pPr>
+          <w:hyperlink w:anchor="_DanToc9052" w:history="1">
+            <w:r>
+              <w:rPr>
+                <w:rFonts w:ascii="Tahoma" w:hAnsi="Tahoma" w:cs="Tahoma"/>
+                <w:b/>
+                <w:color w:val="542A12"/>
+                <w:sz w:val="20"/>
+              </w:rPr>
+              <w:t xml:space="preserve">10. Improvement</w:t>
+            </w:r>
+          </w:hyperlink>
+        </w:p>
+        <w:p>
+          <w:pPr>
+            <w:spacing w:after="40" w:line="259"/>
+            <w:ind w:left="360"/>
+          </w:pPr>
+          <w:hyperlink w:anchor="_DanToc9053" w:history="1">
+            <w:r>
+              <w:rPr>
+                <w:rFonts w:ascii="Tahoma" w:hAnsi="Tahoma" w:cs="Tahoma"/>
+                <w:color w:val="444444"/>
+                <w:sz w:val="19"/>
+              </w:rPr>
+              <w:t xml:space="preserve">10.1  General</w:t>
+            </w:r>
+          </w:hyperlink>
+        </w:p>
+        <w:p>
+          <w:pPr>
+            <w:spacing w:after="40" w:line="259"/>
+            <w:ind w:left="360"/>
+          </w:pPr>
+          <w:hyperlink w:anchor="_DanToc9054" w:history="1">
+            <w:r>
+              <w:rPr>
+                <w:rFonts w:ascii="Tahoma" w:hAnsi="Tahoma" w:cs="Tahoma"/>
+                <w:color w:val="444444"/>
+                <w:sz w:val="19"/>
+              </w:rPr>
+              <w:t xml:space="preserve">10.2  Non-Conformity and Corrective Action</w:t>
+            </w:r>
+          </w:hyperlink>
+        </w:p>
+        <w:p>
+          <w:pPr>
+            <w:spacing w:after="40" w:line="259"/>
+            <w:ind w:left="360"/>
+          </w:pPr>
+          <w:hyperlink w:anchor="_DanToc9055" w:history="1">
+            <w:r>
+              <w:rPr>
+                <w:rFonts w:ascii="Tahoma" w:hAnsi="Tahoma" w:cs="Tahoma"/>
+                <w:color w:val="444444"/>
+                <w:sz w:val="19"/>
+              </w:rPr>
+              <w:t xml:space="preserve">10.3  Continual Improvement</w:t>
+            </w:r>
+          </w:hyperlink>
+        </w:p>
+        <w:p>
+          <w:pPr>
+            <w:spacing w:after="40" w:line="259"/>
+            <w:ind w:left="0"/>
+          </w:pPr>
+          <w:hyperlink w:anchor="_DanToc9056" w:history="1">
+            <w:r>
+              <w:rPr>
+                <w:rFonts w:ascii="Tahoma" w:hAnsi="Tahoma" w:cs="Tahoma"/>
+                <w:b/>
+                <w:color w:val="542A12"/>
+                <w:sz w:val="20"/>
+              </w:rPr>
+              <w:t xml:space="preserve">Annex A.1 — ISO 9001:2015 Clause Correlation Matrix</w:t>
+            </w:r>
+          </w:hyperlink>
+        </w:p>
+        <w:p>
+          <w:pPr>
+            <w:spacing w:after="40" w:line="259"/>
+            <w:ind w:left="0"/>
+          </w:pPr>
+          <w:hyperlink w:anchor="_DanToc9057" w:history="1">
+            <w:r>
+              <w:rPr>
+                <w:rFonts w:ascii="Tahoma" w:hAnsi="Tahoma" w:cs="Tahoma"/>
+                <w:b/>
+                <w:color w:val="542A12"/>
+                <w:sz w:val="20"/>
+              </w:rPr>
+              <w:t xml:space="preserve">Annex A.2 — QMS Process Interaction Overview</w:t>
+            </w:r>
+          </w:hyperlink>
+        </w:p>
+        <w:p>
+          <w:pPr>
+            <w:spacing w:after="40" w:line="259"/>
+            <w:ind w:left="0"/>
+          </w:pPr>
+          <w:hyperlink w:anchor="_DanToc9058" w:history="1">
+            <w:r>
+              <w:rPr>
+                <w:rFonts w:ascii="Tahoma" w:hAnsi="Tahoma" w:cs="Tahoma"/>
+                <w:b/>
+                <w:color w:val="542A12"/>
+                <w:sz w:val="20"/>
+              </w:rPr>
+              <w:t xml:space="preserve">Annex A.3 — DAN Organisation and Delivery Tiers</w:t>
+            </w:r>
+          </w:hyperlink>
+        </w:p>
+        <w:p>
+          <w:pPr>
+            <w:spacing w:after="40" w:line="259"/>
+            <w:ind w:left="0"/>
+          </w:pPr>
+          <w:hyperlink w:anchor="_DanToc9059" w:history="1">
+            <w:r>
+              <w:rPr>
+                <w:rFonts w:ascii="Tahoma" w:hAnsi="Tahoma" w:cs="Tahoma"/>
+                <w:b/>
+                <w:color w:val="542A12"/>
+                <w:sz w:val="20"/>
+              </w:rPr>
+              <w:t xml:space="preserve">Annex A.4 — QMS Document Index</w:t>
+            </w:r>
+          </w:hyperlink>
+        </w:p>
+        <w:p>
+          <w:pPr>
+            <w:spacing w:after="40" w:line="259"/>
+            <w:ind w:left="0"/>
+          </w:pPr>
+          <w:hyperlink w:anchor="_DanToc9060" w:history="1">
+            <w:r>
+              <w:rPr>
+                <w:rFonts w:ascii="Tahoma" w:hAnsi="Tahoma" w:cs="Tahoma"/>
+                <w:b/>
+                <w:color w:val="542A12"/>
+                <w:sz w:val="20"/>
+              </w:rPr>
+              <w:t xml:space="preserve">Revision History</w:t>
+            </w:r>
+          </w:hyperlink>
+        </w:p>
+        <w:p>
           <w:r>
             <w:fldChar w:fldCharType="end"/>
           </w:r>
@@ -987,9 +1980,11 @@
       <w:pPr>
         <w:pStyle w:val="Heading1"/>
       </w:pPr>
+      <w:bookmarkStart w:id="9000" w:name="_DanToc9000"/>
       <w:r>
         <w:t xml:space="preserve">Document Control — Review and Approval</w:t>
       </w:r>
+      <w:bookmarkEnd w:id="9000"/>
     </w:p>
     <w:p>
       <w:pPr>
@@ -1740,17 +2735,21 @@
       <w:pPr>
         <w:pStyle w:val="Heading1"/>
       </w:pPr>
+      <w:bookmarkStart w:id="9001" w:name="_DanToc9001"/>
       <w:r>
         <w:t xml:space="preserve">Executive Summary</w:t>
       </w:r>
+      <w:bookmarkEnd w:id="9001"/>
     </w:p>
     <w:p>
       <w:pPr>
         <w:pStyle w:val="Heading2"/>
       </w:pPr>
+      <w:bookmarkStart w:id="9002" w:name="_DanToc9002"/>
       <w:r>
         <w:t xml:space="preserve">Purpose</w:t>
       </w:r>
+      <w:bookmarkEnd w:id="9002"/>
     </w:p>
     <w:p>
       <w:pPr>
@@ -1770,9 +2769,11 @@
       <w:pPr>
         <w:pStyle w:val="Heading2"/>
       </w:pPr>
+      <w:bookmarkStart w:id="9003" w:name="_DanToc9003"/>
       <w:r>
         <w:t xml:space="preserve">Mission and Vision</w:t>
       </w:r>
+      <w:bookmarkEnd w:id="9003"/>
     </w:p>
     <w:p>
       <w:pPr>
@@ -1816,9 +2817,11 @@
       <w:pPr>
         <w:pStyle w:val="Heading2"/>
       </w:pPr>
+      <w:bookmarkStart w:id="9004" w:name="_DanToc9004"/>
       <w:r>
         <w:t xml:space="preserve">Quality Commitment</w:t>
       </w:r>
+      <w:bookmarkEnd w:id="9004"/>
     </w:p>
     <w:p>
       <w:pPr>
@@ -1933,9 +2936,11 @@
       <w:pPr>
         <w:pStyle w:val="Heading2"/>
       </w:pPr>
+      <w:bookmarkStart w:id="9005" w:name="_DanToc9005"/>
       <w:r>
         <w:t xml:space="preserve">Scope of Application</w:t>
       </w:r>
+      <w:bookmarkEnd w:id="9005"/>
     </w:p>
     <w:p>
       <w:pPr>
@@ -1955,9 +2960,11 @@
       <w:pPr>
         <w:pStyle w:val="Heading2"/>
       </w:pPr>
+      <w:bookmarkStart w:id="9006" w:name="_DanToc9006"/>
       <w:r>
         <w:t xml:space="preserve">Key Quality Objectives</w:t>
       </w:r>
+      <w:bookmarkEnd w:id="9006"/>
     </w:p>
     <w:p>
       <w:pPr>
@@ -2058,9 +3065,11 @@
       <w:pPr>
         <w:pStyle w:val="Heading2"/>
       </w:pPr>
+      <w:bookmarkStart w:id="9007" w:name="_DanToc9007"/>
       <w:r>
         <w:t xml:space="preserve">Governance and Continual Improvement</w:t>
       </w:r>
+      <w:bookmarkEnd w:id="9007"/>
     </w:p>
     <w:p>
       <w:pPr>
@@ -2104,17 +3113,21 @@
       <w:pPr>
         <w:pStyle w:val="Heading1"/>
       </w:pPr>
+      <w:bookmarkStart w:id="9008" w:name="_DanToc9008"/>
       <w:r>
         <w:t xml:space="preserve">1. Introduction</w:t>
       </w:r>
+      <w:bookmarkEnd w:id="9008"/>
     </w:p>
     <w:p>
       <w:pPr>
         <w:pStyle w:val="Heading2"/>
       </w:pPr>
+      <w:bookmarkStart w:id="9009" w:name="_DanToc9009"/>
       <w:r>
         <w:t xml:space="preserve">1.1  Organisational Background</w:t>
       </w:r>
+      <w:bookmarkEnd w:id="9009"/>
     </w:p>
     <w:p>
       <w:pPr>
@@ -2148,9 +3161,11 @@
       <w:pPr>
         <w:pStyle w:val="Heading2"/>
       </w:pPr>
+      <w:bookmarkStart w:id="9010" w:name="_DanToc9010"/>
       <w:r>
         <w:t xml:space="preserve">1.2  Purpose of the Quality Manual</w:t>
       </w:r>
+      <w:bookmarkEnd w:id="9010"/>
     </w:p>
     <w:p>
       <w:pPr>
@@ -2246,9 +3261,11 @@
       <w:pPr>
         <w:pStyle w:val="Heading2"/>
       </w:pPr>
+      <w:bookmarkStart w:id="9011" w:name="_DanToc9011"/>
       <w:r>
         <w:t xml:space="preserve">1.3  Alignment with ISO 9001:2015</w:t>
       </w:r>
+      <w:bookmarkEnd w:id="9011"/>
     </w:p>
     <w:p>
       <w:pPr>
@@ -2268,9 +3285,11 @@
       <w:pPr>
         <w:pStyle w:val="Heading1"/>
       </w:pPr>
+      <w:bookmarkStart w:id="9012" w:name="_DanToc9012"/>
       <w:r>
         <w:t xml:space="preserve">2. Quality Management Principles</w:t>
       </w:r>
+      <w:bookmarkEnd w:id="9012"/>
     </w:p>
     <w:p>
       <w:pPr>
@@ -2796,9 +3815,11 @@
       <w:pPr>
         <w:pStyle w:val="Heading1"/>
       </w:pPr>
+      <w:bookmarkStart w:id="9013" w:name="_DanToc9013"/>
       <w:r>
         <w:t xml:space="preserve">3. Terms, Abbreviations and Acronyms</w:t>
       </w:r>
+      <w:bookmarkEnd w:id="9013"/>
     </w:p>
     <w:tbl>
       <w:tblPr>
@@ -4390,17 +5411,21 @@
       <w:pPr>
         <w:pStyle w:val="Heading1"/>
       </w:pPr>
+      <w:bookmarkStart w:id="9014" w:name="_DanToc9014"/>
       <w:r>
         <w:t xml:space="preserve">4. Context of the Organisation</w:t>
       </w:r>
+      <w:bookmarkEnd w:id="9014"/>
     </w:p>
     <w:p>
       <w:pPr>
         <w:pStyle w:val="Heading2"/>
       </w:pPr>
+      <w:bookmarkStart w:id="9015" w:name="_DanToc9015"/>
       <w:r>
         <w:t xml:space="preserve">4.1  Understanding the Organisation and its Context</w:t>
       </w:r>
+      <w:bookmarkEnd w:id="9015"/>
     </w:p>
     <w:p>
       <w:pPr>
@@ -4625,9 +5650,11 @@
       <w:pPr>
         <w:pStyle w:val="Heading2"/>
       </w:pPr>
+      <w:bookmarkStart w:id="9016" w:name="_DanToc9016"/>
       <w:r>
         <w:t xml:space="preserve">4.2  Needs and Expectations of Interested Parties</w:t>
       </w:r>
+      <w:bookmarkEnd w:id="9016"/>
     </w:p>
     <w:tbl>
       <w:tblPr>
@@ -5079,9 +6106,11 @@
       <w:pPr>
         <w:pStyle w:val="Heading2"/>
       </w:pPr>
+      <w:bookmarkStart w:id="9017" w:name="_DanToc9017"/>
       <w:r>
         <w:t xml:space="preserve">4.3  Scope of the Quality Management System</w:t>
       </w:r>
+      <w:bookmarkEnd w:id="9017"/>
     </w:p>
     <w:p>
       <w:pPr>
@@ -5115,9 +6144,11 @@
       <w:pPr>
         <w:pStyle w:val="Heading2"/>
       </w:pPr>
+      <w:bookmarkStart w:id="9018" w:name="_DanToc9018"/>
       <w:r>
         <w:t xml:space="preserve">4.4  Quality Management System and its Processes</w:t>
       </w:r>
+      <w:bookmarkEnd w:id="9018"/>
     </w:p>
     <w:p>
       <w:pPr>
@@ -5227,17 +6258,21 @@
       <w:pPr>
         <w:pStyle w:val="Heading1"/>
       </w:pPr>
+      <w:bookmarkStart w:id="9019" w:name="_DanToc9019"/>
       <w:r>
         <w:t xml:space="preserve">5. Leadership</w:t>
       </w:r>
+      <w:bookmarkEnd w:id="9019"/>
     </w:p>
     <w:p>
       <w:pPr>
         <w:pStyle w:val="Heading2"/>
       </w:pPr>
+      <w:bookmarkStart w:id="9020" w:name="_DanToc9020"/>
       <w:r>
         <w:t xml:space="preserve">5.1  Leadership and Commitment</w:t>
       </w:r>
+      <w:bookmarkEnd w:id="9020"/>
     </w:p>
     <w:p>
       <w:pPr>
@@ -5352,9 +6387,11 @@
       <w:pPr>
         <w:pStyle w:val="Heading2"/>
       </w:pPr>
+      <w:bookmarkStart w:id="9021" w:name="_DanToc9021"/>
       <w:r>
         <w:t xml:space="preserve">5.2  Customer (Client) Focus</w:t>
       </w:r>
+      <w:bookmarkEnd w:id="9021"/>
     </w:p>
     <w:p>
       <w:pPr>
@@ -5374,9 +6411,11 @@
       <w:pPr>
         <w:pStyle w:val="Heading2"/>
       </w:pPr>
+      <w:bookmarkStart w:id="9022" w:name="_DanToc9022"/>
       <w:r>
         <w:t xml:space="preserve">5.3  Quality Policy</w:t>
       </w:r>
+      <w:bookmarkEnd w:id="9022"/>
     </w:p>
     <w:p>
       <w:pPr>
@@ -6051,9 +7090,11 @@
       <w:pPr>
         <w:pStyle w:val="Heading2"/>
       </w:pPr>
+      <w:bookmarkStart w:id="9023" w:name="_DanToc9023"/>
       <w:r>
         <w:t xml:space="preserve">5.4  Organisational Roles, Responsibilities and Authorities</w:t>
       </w:r>
+      <w:bookmarkEnd w:id="9023"/>
     </w:p>
     <w:p>
       <w:pPr>
@@ -6519,17 +7560,21 @@
       <w:pPr>
         <w:pStyle w:val="Heading1"/>
       </w:pPr>
+      <w:bookmarkStart w:id="9024" w:name="_DanToc9024"/>
       <w:r>
         <w:t xml:space="preserve">6. Planning</w:t>
       </w:r>
+      <w:bookmarkEnd w:id="9024"/>
     </w:p>
     <w:p>
       <w:pPr>
         <w:pStyle w:val="Heading2"/>
       </w:pPr>
+      <w:bookmarkStart w:id="9025" w:name="_DanToc9025"/>
       <w:r>
         <w:t xml:space="preserve">6.1  Actions to Address Risks and Opportunities</w:t>
       </w:r>
+      <w:bookmarkEnd w:id="9025"/>
     </w:p>
     <w:p>
       <w:pPr>
@@ -6639,9 +7684,11 @@
       <w:pPr>
         <w:pStyle w:val="Heading2"/>
       </w:pPr>
+      <w:bookmarkStart w:id="9026" w:name="_DanToc9026"/>
       <w:r>
         <w:t xml:space="preserve">6.2  Quality Objectives and Planning to Achieve Them</w:t>
       </w:r>
+      <w:bookmarkEnd w:id="9026"/>
     </w:p>
     <w:p>
       <w:pPr>
@@ -7595,9 +8642,11 @@
       <w:pPr>
         <w:pStyle w:val="Heading2"/>
       </w:pPr>
+      <w:bookmarkStart w:id="9027" w:name="_DanToc9027"/>
       <w:r>
         <w:t xml:space="preserve">6.3  Planning of Changes</w:t>
       </w:r>
+      <w:bookmarkEnd w:id="9027"/>
     </w:p>
     <w:p>
       <w:pPr>
@@ -7617,17 +8666,21 @@
       <w:pPr>
         <w:pStyle w:val="Heading1"/>
       </w:pPr>
+      <w:bookmarkStart w:id="9028" w:name="_DanToc9028"/>
       <w:r>
         <w:t xml:space="preserve">7. Support</w:t>
       </w:r>
+      <w:bookmarkEnd w:id="9028"/>
     </w:p>
     <w:p>
       <w:pPr>
         <w:pStyle w:val="Heading2"/>
       </w:pPr>
+      <w:bookmarkStart w:id="9029" w:name="_DanToc9029"/>
       <w:r>
         <w:t xml:space="preserve">7.1  Resources</w:t>
       </w:r>
+      <w:bookmarkEnd w:id="9029"/>
     </w:p>
     <w:p>
       <w:pPr>
@@ -7647,9 +8700,11 @@
       <w:pPr>
         <w:pStyle w:val="Heading2"/>
       </w:pPr>
+      <w:bookmarkStart w:id="9030" w:name="_DanToc9030"/>
       <w:r>
         <w:t xml:space="preserve">7.2  People and Competence</w:t>
       </w:r>
+      <w:bookmarkEnd w:id="9030"/>
     </w:p>
     <w:p>
       <w:pPr>
@@ -7669,9 +8724,11 @@
       <w:pPr>
         <w:pStyle w:val="Heading2"/>
       </w:pPr>
+      <w:bookmarkStart w:id="9031" w:name="_DanToc9031"/>
       <w:r>
         <w:t xml:space="preserve">7.3  Infrastructure</w:t>
       </w:r>
+      <w:bookmarkEnd w:id="9031"/>
     </w:p>
     <w:p>
       <w:pPr>
@@ -7691,9 +8748,11 @@
       <w:pPr>
         <w:pStyle w:val="Heading2"/>
       </w:pPr>
+      <w:bookmarkStart w:id="9032" w:name="_DanToc9032"/>
       <w:r>
         <w:t xml:space="preserve">7.4  Environment for the Operation of Processes</w:t>
       </w:r>
+      <w:bookmarkEnd w:id="9032"/>
     </w:p>
     <w:p>
       <w:pPr>
@@ -7713,9 +8772,11 @@
       <w:pPr>
         <w:pStyle w:val="Heading2"/>
       </w:pPr>
+      <w:bookmarkStart w:id="9033" w:name="_DanToc9033"/>
       <w:r>
         <w:t xml:space="preserve">7.5  Monitoring and Measuring Resources</w:t>
       </w:r>
+      <w:bookmarkEnd w:id="9033"/>
     </w:p>
     <w:p>
       <w:pPr>
@@ -7735,9 +8796,11 @@
       <w:pPr>
         <w:pStyle w:val="Heading2"/>
       </w:pPr>
+      <w:bookmarkStart w:id="9034" w:name="_DanToc9034"/>
       <w:r>
         <w:t xml:space="preserve">7.6  Organisational Knowledge</w:t>
       </w:r>
+      <w:bookmarkEnd w:id="9034"/>
     </w:p>
     <w:p>
       <w:pPr>
@@ -7757,9 +8820,11 @@
       <w:pPr>
         <w:pStyle w:val="Heading2"/>
       </w:pPr>
+      <w:bookmarkStart w:id="9035" w:name="_DanToc9035"/>
       <w:r>
         <w:t xml:space="preserve">7.7  Awareness</w:t>
       </w:r>
+      <w:bookmarkEnd w:id="9035"/>
     </w:p>
     <w:p>
       <w:pPr>
@@ -7779,9 +8844,11 @@
       <w:pPr>
         <w:pStyle w:val="Heading2"/>
       </w:pPr>
+      <w:bookmarkStart w:id="9036" w:name="_DanToc9036"/>
       <w:r>
         <w:t xml:space="preserve">7.8  Communication</w:t>
       </w:r>
+      <w:bookmarkEnd w:id="9036"/>
     </w:p>
     <w:p>
       <w:pPr>
@@ -7825,9 +8892,11 @@
       <w:pPr>
         <w:pStyle w:val="Heading2"/>
       </w:pPr>
+      <w:bookmarkStart w:id="9037" w:name="_DanToc9037"/>
       <w:r>
         <w:t xml:space="preserve">7.9  Documented Information</w:t>
       </w:r>
+      <w:bookmarkEnd w:id="9037"/>
     </w:p>
     <w:p>
       <w:pPr>
@@ -7847,17 +8916,21 @@
       <w:pPr>
         <w:pStyle w:val="Heading1"/>
       </w:pPr>
+      <w:bookmarkStart w:id="9038" w:name="_DanToc9038"/>
       <w:r>
         <w:t xml:space="preserve">8. Operation</w:t>
       </w:r>
+      <w:bookmarkEnd w:id="9038"/>
     </w:p>
     <w:p>
       <w:pPr>
         <w:pStyle w:val="Heading2"/>
       </w:pPr>
+      <w:bookmarkStart w:id="9039" w:name="_DanToc9039"/>
       <w:r>
         <w:t xml:space="preserve">8.1  Operational Planning and Control</w:t>
       </w:r>
+      <w:bookmarkEnd w:id="9039"/>
     </w:p>
     <w:p>
       <w:pPr>
@@ -7877,9 +8950,11 @@
       <w:pPr>
         <w:pStyle w:val="Heading2"/>
       </w:pPr>
+      <w:bookmarkStart w:id="9040" w:name="_DanToc9040"/>
       <w:r>
         <w:t xml:space="preserve">8.2  Requirements for the Works</w:t>
       </w:r>
+      <w:bookmarkEnd w:id="9040"/>
     </w:p>
     <w:p>
       <w:pPr>
@@ -7942,9 +9017,11 @@
       <w:pPr>
         <w:pStyle w:val="Heading2"/>
       </w:pPr>
+      <w:bookmarkStart w:id="9041" w:name="_DanToc9041"/>
       <w:r>
         <w:t xml:space="preserve">8.3  Design Coordination and Development</w:t>
       </w:r>
+      <w:bookmarkEnd w:id="9041"/>
     </w:p>
     <w:p>
       <w:pPr>
@@ -7964,9 +9041,11 @@
       <w:pPr>
         <w:pStyle w:val="Heading2"/>
       </w:pPr>
+      <w:bookmarkStart w:id="9042" w:name="_DanToc9042"/>
       <w:r>
         <w:t xml:space="preserve">8.4  Control of Externally Provided Processes, Products and Services</w:t>
       </w:r>
+      <w:bookmarkEnd w:id="9042"/>
     </w:p>
     <w:p>
       <w:pPr>
@@ -7986,9 +9065,11 @@
       <w:pPr>
         <w:pStyle w:val="Heading2"/>
       </w:pPr>
+      <w:bookmarkStart w:id="9043" w:name="_DanToc9043"/>
       <w:r>
         <w:t xml:space="preserve">8.5  Construction and Service Provision</w:t>
       </w:r>
+      <w:bookmarkEnd w:id="9043"/>
     </w:p>
     <w:p>
       <w:pPr>
@@ -8108,9 +9189,11 @@
       <w:pPr>
         <w:pStyle w:val="Heading2"/>
       </w:pPr>
+      <w:bookmarkStart w:id="9044" w:name="_DanToc9044"/>
       <w:r>
         <w:t xml:space="preserve">8.6  Release of the Works</w:t>
       </w:r>
+      <w:bookmarkEnd w:id="9044"/>
     </w:p>
     <w:p>
       <w:pPr>
@@ -8130,9 +9213,11 @@
       <w:pPr>
         <w:pStyle w:val="Heading2"/>
       </w:pPr>
+      <w:bookmarkStart w:id="9045" w:name="_DanToc9045"/>
       <w:r>
         <w:t xml:space="preserve">8.7  Control of Non-Conforming Outputs</w:t>
       </w:r>
+      <w:bookmarkEnd w:id="9045"/>
     </w:p>
     <w:p>
       <w:pPr>
@@ -8152,17 +9237,21 @@
       <w:pPr>
         <w:pStyle w:val="Heading1"/>
       </w:pPr>
+      <w:bookmarkStart w:id="9046" w:name="_DanToc9046"/>
       <w:r>
         <w:t xml:space="preserve">9. Performance Evaluation</w:t>
       </w:r>
+      <w:bookmarkEnd w:id="9046"/>
     </w:p>
     <w:p>
       <w:pPr>
         <w:pStyle w:val="Heading2"/>
       </w:pPr>
+      <w:bookmarkStart w:id="9047" w:name="_DanToc9047"/>
       <w:r>
         <w:t xml:space="preserve">9.1  Monitoring, Measurement, Analysis and Evaluation</w:t>
       </w:r>
+      <w:bookmarkEnd w:id="9047"/>
     </w:p>
     <w:p>
       <w:pPr>
@@ -8182,9 +9271,11 @@
       <w:pPr>
         <w:pStyle w:val="Heading2"/>
       </w:pPr>
+      <w:bookmarkStart w:id="9048" w:name="_DanToc9048"/>
       <w:r>
         <w:t xml:space="preserve">9.2  Client Satisfaction</w:t>
       </w:r>
+      <w:bookmarkEnd w:id="9048"/>
     </w:p>
     <w:p>
       <w:pPr>
@@ -8204,9 +9295,11 @@
       <w:pPr>
         <w:pStyle w:val="Heading2"/>
       </w:pPr>
+      <w:bookmarkStart w:id="9049" w:name="_DanToc9049"/>
       <w:r>
         <w:t xml:space="preserve">9.3  Analysis and Evaluation</w:t>
       </w:r>
+      <w:bookmarkEnd w:id="9049"/>
     </w:p>
     <w:p>
       <w:pPr>
@@ -8226,9 +9319,11 @@
       <w:pPr>
         <w:pStyle w:val="Heading2"/>
       </w:pPr>
+      <w:bookmarkStart w:id="9050" w:name="_DanToc9050"/>
       <w:r>
         <w:t xml:space="preserve">9.4  Internal Audit</w:t>
       </w:r>
+      <w:bookmarkEnd w:id="9050"/>
     </w:p>
     <w:p>
       <w:pPr>
@@ -8248,9 +9343,11 @@
       <w:pPr>
         <w:pStyle w:val="Heading2"/>
       </w:pPr>
+      <w:bookmarkStart w:id="9051" w:name="_DanToc9051"/>
       <w:r>
         <w:t xml:space="preserve">9.5  Management Review</w:t>
       </w:r>
+      <w:bookmarkEnd w:id="9051"/>
     </w:p>
     <w:p>
       <w:pPr>
@@ -8270,17 +9367,21 @@
       <w:pPr>
         <w:pStyle w:val="Heading1"/>
       </w:pPr>
+      <w:bookmarkStart w:id="9052" w:name="_DanToc9052"/>
       <w:r>
         <w:t xml:space="preserve">10. Improvement</w:t>
       </w:r>
+      <w:bookmarkEnd w:id="9052"/>
     </w:p>
     <w:p>
       <w:pPr>
         <w:pStyle w:val="Heading2"/>
       </w:pPr>
+      <w:bookmarkStart w:id="9053" w:name="_DanToc9053"/>
       <w:r>
         <w:t xml:space="preserve">10.1  General</w:t>
       </w:r>
+      <w:bookmarkEnd w:id="9053"/>
     </w:p>
     <w:p>
       <w:pPr>
@@ -8300,9 +9401,11 @@
       <w:pPr>
         <w:pStyle w:val="Heading2"/>
       </w:pPr>
+      <w:bookmarkStart w:id="9054" w:name="_DanToc9054"/>
       <w:r>
         <w:t xml:space="preserve">10.2  Non-Conformity and Corrective Action</w:t>
       </w:r>
+      <w:bookmarkEnd w:id="9054"/>
     </w:p>
     <w:p>
       <w:pPr>
@@ -8322,9 +9425,11 @@
       <w:pPr>
         <w:pStyle w:val="Heading2"/>
       </w:pPr>
+      <w:bookmarkStart w:id="9055" w:name="_DanToc9055"/>
       <w:r>
         <w:t xml:space="preserve">10.3  Continual Improvement</w:t>
       </w:r>
+      <w:bookmarkEnd w:id="9055"/>
     </w:p>
     <w:p>
       <w:pPr>
@@ -8344,9 +9449,11 @@
       <w:pPr>
         <w:pStyle w:val="Heading1"/>
       </w:pPr>
+      <w:bookmarkStart w:id="9056" w:name="_DanToc9056"/>
       <w:r>
         <w:t xml:space="preserve">Annex A.1 — ISO 9001:2015 Clause Correlation Matrix</w:t>
       </w:r>
+      <w:bookmarkEnd w:id="9056"/>
     </w:p>
     <w:tbl>
       <w:tblPr>
@@ -9684,9 +10791,11 @@
       <w:pPr>
         <w:pStyle w:val="Heading1"/>
       </w:pPr>
+      <w:bookmarkStart w:id="9057" w:name="_DanToc9057"/>
       <w:r>
         <w:t xml:space="preserve">Annex A.2 — QMS Process Interaction Overview</w:t>
       </w:r>
+      <w:bookmarkEnd w:id="9057"/>
     </w:p>
     <w:tbl>
       <w:tblPr>
@@ -10552,9 +11661,11 @@
       <w:pPr>
         <w:pStyle w:val="Heading1"/>
       </w:pPr>
+      <w:bookmarkStart w:id="9058" w:name="_DanToc9058"/>
       <w:r>
         <w:t xml:space="preserve">Annex A.3 — DAN Organisation and Delivery Tiers</w:t>
       </w:r>
+      <w:bookmarkEnd w:id="9058"/>
     </w:p>
     <w:p>
       <w:pPr>
@@ -11266,9 +12377,11 @@
       <w:pPr>
         <w:pStyle w:val="Heading1"/>
       </w:pPr>
+      <w:bookmarkStart w:id="9059" w:name="_DanToc9059"/>
       <w:r>
         <w:t xml:space="preserve">Annex A.4 — QMS Document Index</w:t>
       </w:r>
+      <w:bookmarkEnd w:id="9059"/>
     </w:p>
     <w:tbl>
       <w:tblPr>
@@ -12148,9 +13261,11 @@
       <w:pPr>
         <w:pStyle w:val="Heading1"/>
       </w:pPr>
+      <w:bookmarkStart w:id="9060" w:name="_DanToc9060"/>
       <w:r>
         <w:t xml:space="preserve">Revision History</w:t>
       </w:r>
+      <w:bookmarkEnd w:id="9060"/>
     </w:p>
     <w:tbl>
       <w:tblPr>
